--- a/2-Factory/Factory.docx
+++ b/2-Factory/Factory.docx
@@ -7,13 +7,24 @@
         <w:jc w:val="center"/>
         <w:rPr>
           <w:rFonts w:cs="Times New Roman"/>
-          <w:sz w:val="48"/>
-          <w:szCs w:val="48"/>
-        </w:rPr>
-      </w:pPr>
-      <w:r>
-        <w:rPr>
-          <w:rFonts w:cs="Times New Roman"/>
+          <w:color w:val="EE0000"/>
+          <w:sz w:val="48"/>
+          <w:szCs w:val="48"/>
+        </w:rPr>
+      </w:pPr>
+      <w:r>
+        <w:rPr>
+          <w:rFonts w:cs="Times New Roman"/>
+          <w:color w:val="EE0000"/>
+          <w:sz w:val="48"/>
+          <w:szCs w:val="48"/>
+        </w:rPr>
+        <w:t>2-</w:t>
+      </w:r>
+      <w:r>
+        <w:rPr>
+          <w:rFonts w:cs="Times New Roman"/>
+          <w:color w:val="EE0000"/>
           <w:sz w:val="48"/>
           <w:szCs w:val="48"/>
         </w:rPr>
@@ -71,6 +82,7 @@
       <w:r>
         <w:rPr>
           <w:rFonts w:cs="Times New Roman"/>
+          <w:noProof/>
           <w:sz w:val="36"/>
           <w:szCs w:val="36"/>
         </w:rPr>
@@ -294,20 +306,21 @@
       <w:r>
         <w:rPr>
           <w:rFonts w:cs="Times New Roman"/>
+          <w:noProof/>
           <w:sz w:val="36"/>
           <w:szCs w:val="36"/>
         </w:rPr>
         <w:drawing>
-          <wp:anchor distT="0" distB="0" distL="114300" distR="114300" simplePos="0" relativeHeight="251658752" behindDoc="1" locked="0" layoutInCell="1" allowOverlap="1" wp14:anchorId="7BC84A2A" wp14:editId="242B68A4">
+          <wp:anchor distT="0" distB="0" distL="114300" distR="114300" simplePos="0" relativeHeight="251658752" behindDoc="1" locked="0" layoutInCell="1" allowOverlap="1" wp14:anchorId="7BC84A2A" wp14:editId="6F90E22D">
             <wp:simplePos x="0" y="0"/>
             <wp:positionH relativeFrom="column">
-              <wp:posOffset>280035</wp:posOffset>
+              <wp:posOffset>687705</wp:posOffset>
             </wp:positionH>
             <wp:positionV relativeFrom="paragraph">
-              <wp:posOffset>31692</wp:posOffset>
+              <wp:posOffset>149225</wp:posOffset>
             </wp:positionV>
-            <wp:extent cx="5850942" cy="3219511"/>
-            <wp:effectExtent l="0" t="0" r="0" b="0"/>
+            <wp:extent cx="5248275" cy="2887890"/>
+            <wp:effectExtent l="0" t="0" r="0" b="8255"/>
             <wp:wrapNone/>
             <wp:docPr id="473107620" name="Picture 1"/>
             <wp:cNvGraphicFramePr>
@@ -335,7 +348,7 @@
                   <pic:spPr>
                     <a:xfrm>
                       <a:off x="0" y="0"/>
-                      <a:ext cx="5850942" cy="3219511"/>
+                      <a:ext cx="5248275" cy="2887890"/>
                     </a:xfrm>
                     <a:prstGeom prst="rect">
                       <a:avLst/>
@@ -465,10 +478,8 @@
     <w:p>
       <w:pPr>
         <w:rPr>
-          <w:rFonts w:hint="cs"/>
-          <w:sz w:val="36"/>
-          <w:szCs w:val="36"/>
-          <w:cs/>
+          <w:sz w:val="36"/>
+          <w:szCs w:val="36"/>
         </w:rPr>
       </w:pPr>
       <w:r>
@@ -497,54 +508,1767 @@
         </w:rPr>
         <w:t xml:space="preserve">វាពឹងទៅលើ </w:t>
       </w:r>
+      <w:r>
+        <w:rPr>
+          <w:sz w:val="36"/>
+          <w:szCs w:val="36"/>
+        </w:rPr>
+        <w:t>Pizza</w:t>
+      </w:r>
+      <w:r>
+        <w:rPr>
+          <w:rFonts w:hint="cs"/>
+          <w:sz w:val="36"/>
+          <w:szCs w:val="36"/>
+          <w:cs/>
+        </w:rPr>
+        <w:t xml:space="preserve">​​ </w:t>
+      </w:r>
+      <w:r>
+        <w:rPr>
+          <w:sz w:val="36"/>
+          <w:szCs w:val="36"/>
+        </w:rPr>
+        <w:t xml:space="preserve">Factory class that create </w:t>
+      </w:r>
+      <w:r>
+        <w:rPr>
+          <w:sz w:val="36"/>
+          <w:szCs w:val="36"/>
+        </w:rPr>
+        <w:t>objects</w:t>
+      </w:r>
+      <w:r>
+        <w:rPr>
+          <w:sz w:val="36"/>
+          <w:szCs w:val="36"/>
+        </w:rPr>
+        <w:t xml:space="preserve"> from interface Pizza. Pizza is the Interface that </w:t>
+      </w:r>
+      <w:r>
+        <w:rPr>
+          <w:sz w:val="36"/>
+          <w:szCs w:val="36"/>
+        </w:rPr>
+        <w:t>has</w:t>
+      </w:r>
+      <w:r>
+        <w:rPr>
+          <w:sz w:val="36"/>
+          <w:szCs w:val="36"/>
+        </w:rPr>
+        <w:t xml:space="preserve"> method prepare, bake, and cut so the implementation from Pizza </w:t>
+      </w:r>
+      <w:r>
+        <w:rPr>
+          <w:sz w:val="36"/>
+          <w:szCs w:val="36"/>
+        </w:rPr>
+        <w:t>needs</w:t>
+      </w:r>
+      <w:r>
+        <w:rPr>
+          <w:sz w:val="36"/>
+          <w:szCs w:val="36"/>
+        </w:rPr>
+        <w:t xml:space="preserve"> to have that method. </w:t>
+      </w:r>
+    </w:p>
+    <w:p>
+      <w:pPr>
+        <w:rPr>
+          <w:sz w:val="36"/>
+          <w:szCs w:val="36"/>
+        </w:rPr>
+      </w:pPr>
+    </w:p>
+    <w:p>
+      <w:pPr>
+        <w:rPr>
+          <w:sz w:val="36"/>
+          <w:szCs w:val="36"/>
+        </w:rPr>
+      </w:pPr>
+    </w:p>
+    <w:p>
+      <w:pPr>
+        <w:rPr>
+          <w:sz w:val="36"/>
+          <w:szCs w:val="36"/>
+        </w:rPr>
+      </w:pPr>
+    </w:p>
+    <w:p>
+      <w:pPr>
+        <w:rPr>
+          <w:sz w:val="36"/>
+          <w:szCs w:val="36"/>
+        </w:rPr>
+      </w:pPr>
+      <w:r>
+        <w:rPr>
+          <w:sz w:val="36"/>
+          <w:szCs w:val="36"/>
+        </w:rPr>
+        <w:lastRenderedPageBreak/>
+        <w:t xml:space="preserve">Example: </w:t>
+      </w:r>
+      <w:r>
+        <w:rPr>
+          <w:sz w:val="36"/>
+          <w:szCs w:val="36"/>
+        </w:rPr>
+        <w:t>Implement a factory pattern</w:t>
+      </w:r>
+    </w:p>
+    <w:p>
+      <w:pPr>
+        <w:rPr>
+          <w:sz w:val="36"/>
+          <w:szCs w:val="36"/>
+        </w:rPr>
+      </w:pPr>
+      <w:r>
+        <w:rPr>
+          <w:noProof/>
+          <w:sz w:val="36"/>
+          <w:szCs w:val="36"/>
+        </w:rPr>
+        <w:drawing>
+          <wp:anchor distT="0" distB="0" distL="114300" distR="114300" simplePos="0" relativeHeight="251659776" behindDoc="1" locked="0" layoutInCell="1" allowOverlap="1" wp14:anchorId="7E056D18" wp14:editId="29F667FF">
+            <wp:simplePos x="0" y="0"/>
+            <wp:positionH relativeFrom="column">
+              <wp:posOffset>1249680</wp:posOffset>
+            </wp:positionH>
+            <wp:positionV relativeFrom="paragraph">
+              <wp:posOffset>206158</wp:posOffset>
+            </wp:positionV>
+            <wp:extent cx="4356684" cy="3114675"/>
+            <wp:effectExtent l="0" t="0" r="6350" b="0"/>
+            <wp:wrapNone/>
+            <wp:docPr id="509044166" name="Picture 1"/>
+            <wp:cNvGraphicFramePr>
+              <a:graphicFrameLocks xmlns:a="http://schemas.openxmlformats.org/drawingml/2006/main" noChangeAspect="1"/>
+            </wp:cNvGraphicFramePr>
+            <a:graphic xmlns:a="http://schemas.openxmlformats.org/drawingml/2006/main">
+              <a:graphicData uri="http://schemas.openxmlformats.org/drawingml/2006/picture">
+                <pic:pic xmlns:pic="http://schemas.openxmlformats.org/drawingml/2006/picture">
+                  <pic:nvPicPr>
+                    <pic:cNvPr id="509044166" name=""/>
+                    <pic:cNvPicPr/>
+                  </pic:nvPicPr>
+                  <pic:blipFill>
+                    <a:blip r:embed="rId7">
+                      <a:extLst>
+                        <a:ext uri="{28A0092B-C50C-407E-A947-70E740481C1C}">
+                          <a14:useLocalDpi xmlns:a14="http://schemas.microsoft.com/office/drawing/2010/main" val="0"/>
+                        </a:ext>
+                      </a:extLst>
+                    </a:blip>
+                    <a:stretch>
+                      <a:fillRect/>
+                    </a:stretch>
+                  </pic:blipFill>
+                  <pic:spPr>
+                    <a:xfrm>
+                      <a:off x="0" y="0"/>
+                      <a:ext cx="4356684" cy="3114675"/>
+                    </a:xfrm>
+                    <a:prstGeom prst="rect">
+                      <a:avLst/>
+                    </a:prstGeom>
+                  </pic:spPr>
+                </pic:pic>
+              </a:graphicData>
+            </a:graphic>
+            <wp14:sizeRelH relativeFrom="margin">
+              <wp14:pctWidth>0</wp14:pctWidth>
+            </wp14:sizeRelH>
+            <wp14:sizeRelV relativeFrom="margin">
+              <wp14:pctHeight>0</wp14:pctHeight>
+            </wp14:sizeRelV>
+          </wp:anchor>
+        </w:drawing>
+      </w:r>
+    </w:p>
+    <w:p>
+      <w:pPr>
+        <w:rPr>
+          <w:sz w:val="36"/>
+          <w:szCs w:val="36"/>
+        </w:rPr>
+      </w:pPr>
+    </w:p>
+    <w:p>
+      <w:pPr>
+        <w:rPr>
+          <w:sz w:val="36"/>
+          <w:szCs w:val="36"/>
+        </w:rPr>
+      </w:pPr>
+    </w:p>
+    <w:p>
+      <w:pPr>
+        <w:rPr>
+          <w:sz w:val="36"/>
+          <w:szCs w:val="36"/>
+        </w:rPr>
+      </w:pPr>
+    </w:p>
+    <w:p>
+      <w:pPr>
+        <w:rPr>
+          <w:sz w:val="36"/>
+          <w:szCs w:val="36"/>
+        </w:rPr>
+      </w:pPr>
+    </w:p>
+    <w:p>
+      <w:pPr>
+        <w:rPr>
+          <w:sz w:val="36"/>
+          <w:szCs w:val="36"/>
+        </w:rPr>
+      </w:pPr>
+    </w:p>
+    <w:p>
+      <w:pPr>
+        <w:rPr>
+          <w:sz w:val="36"/>
+          <w:szCs w:val="36"/>
+        </w:rPr>
+      </w:pPr>
+    </w:p>
+    <w:p>
+      <w:pPr>
+        <w:rPr>
+          <w:sz w:val="36"/>
+          <w:szCs w:val="36"/>
+        </w:rPr>
+      </w:pPr>
+    </w:p>
+    <w:p>
+      <w:pPr>
+        <w:rPr>
+          <w:sz w:val="36"/>
+          <w:szCs w:val="36"/>
+        </w:rPr>
+      </w:pPr>
+    </w:p>
+    <w:p>
+      <w:pPr>
+        <w:rPr>
+          <w:sz w:val="36"/>
+          <w:szCs w:val="36"/>
+        </w:rPr>
+      </w:pPr>
+    </w:p>
+    <w:p>
+      <w:pPr>
+        <w:rPr>
+          <w:sz w:val="36"/>
+          <w:szCs w:val="36"/>
+        </w:rPr>
+      </w:pPr>
+    </w:p>
+    <w:p>
+      <w:pPr>
+        <w:rPr>
+          <w:sz w:val="36"/>
+          <w:szCs w:val="36"/>
+        </w:rPr>
+      </w:pPr>
+    </w:p>
+    <w:p>
+      <w:pPr>
+        <w:rPr>
+          <w:sz w:val="36"/>
+          <w:szCs w:val="36"/>
+        </w:rPr>
+      </w:pPr>
+    </w:p>
+    <w:p>
+      <w:pPr>
+        <w:rPr>
+          <w:sz w:val="36"/>
+          <w:szCs w:val="36"/>
+        </w:rPr>
+      </w:pPr>
+    </w:p>
+    <w:p>
+      <w:pPr>
+        <w:pStyle w:val="ListParagraph"/>
+        <w:numPr>
+          <w:ilvl w:val="0"/>
+          <w:numId w:val="1"/>
+        </w:numPr>
+        <w:rPr>
+          <w:sz w:val="36"/>
+          <w:szCs w:val="36"/>
+        </w:rPr>
+      </w:pPr>
+      <w:r>
+        <w:rPr>
+          <w:sz w:val="36"/>
+          <w:szCs w:val="36"/>
+        </w:rPr>
+        <w:t xml:space="preserve">key </w:t>
+      </w:r>
+      <w:r>
+        <w:rPr>
+          <w:sz w:val="36"/>
+          <w:szCs w:val="36"/>
+        </w:rPr>
+        <w:t>pieces that</w:t>
+      </w:r>
+      <w:r>
+        <w:rPr>
+          <w:sz w:val="36"/>
+          <w:szCs w:val="36"/>
+        </w:rPr>
+        <w:t xml:space="preserve"> implement a factory pattern </w:t>
+      </w:r>
+      <w:r>
+        <w:rPr>
+          <w:sz w:val="36"/>
+          <w:szCs w:val="36"/>
+        </w:rPr>
+        <w:t>are</w:t>
+      </w:r>
+      <w:r>
+        <w:rPr>
+          <w:sz w:val="36"/>
+          <w:szCs w:val="36"/>
+        </w:rPr>
+        <w:t xml:space="preserve"> to </w:t>
+      </w:r>
+      <w:r>
+        <w:rPr>
+          <w:sz w:val="36"/>
+          <w:szCs w:val="36"/>
+        </w:rPr>
+        <w:t>identify</w:t>
+      </w:r>
+      <w:r>
+        <w:rPr>
+          <w:sz w:val="36"/>
+          <w:szCs w:val="36"/>
+        </w:rPr>
+        <w:t xml:space="preserve"> all the different types of classes that</w:t>
+      </w:r>
+      <w:r>
+        <w:rPr>
+          <w:sz w:val="36"/>
+          <w:szCs w:val="36"/>
+        </w:rPr>
+        <w:t xml:space="preserve"> </w:t>
+      </w:r>
+      <w:r>
+        <w:rPr>
+          <w:sz w:val="36"/>
+          <w:szCs w:val="36"/>
+        </w:rPr>
+        <w:t>a factory can manufacture.</w:t>
+      </w:r>
+    </w:p>
+    <w:p>
+      <w:pPr>
+        <w:pStyle w:val="ListParagraph"/>
+        <w:numPr>
+          <w:ilvl w:val="0"/>
+          <w:numId w:val="1"/>
+        </w:numPr>
+        <w:rPr>
+          <w:sz w:val="36"/>
+          <w:szCs w:val="36"/>
+        </w:rPr>
+      </w:pPr>
+      <w:r>
+        <w:rPr>
+          <w:rFonts w:hint="cs"/>
+          <w:sz w:val="48"/>
+          <w:szCs w:val="48"/>
+          <w:cs/>
+        </w:rPr>
+        <w:t>ត្រូវកំណត់គ្រប់លក្ខណៈ</w:t>
+      </w:r>
+      <w:r>
+        <w:rPr>
+          <w:rFonts w:hint="cs"/>
+          <w:sz w:val="48"/>
+          <w:szCs w:val="48"/>
+          <w:cs/>
+        </w:rPr>
+        <w:t xml:space="preserve"> ឬការកំណត់ជាមួយគ្នាដែលអាចអោយធ្វើការបាន</w:t>
+      </w:r>
+      <w:r>
+        <w:rPr>
+          <w:rFonts w:hint="cs"/>
+          <w:sz w:val="48"/>
+          <w:szCs w:val="48"/>
+          <w:cs/>
+        </w:rPr>
+        <w:t xml:space="preserve">ដែល </w:t>
+      </w:r>
+      <w:r>
+        <w:rPr>
+          <w:sz w:val="28"/>
+          <w:szCs w:val="28"/>
+        </w:rPr>
+        <w:t>Class</w:t>
+      </w:r>
+      <w:r>
+        <w:rPr>
+          <w:sz w:val="40"/>
+          <w:szCs w:val="40"/>
+        </w:rPr>
+        <w:t xml:space="preserve"> </w:t>
+      </w:r>
+      <w:r>
+        <w:rPr>
+          <w:rFonts w:hint="cs"/>
+          <w:sz w:val="48"/>
+          <w:szCs w:val="48"/>
+          <w:cs/>
+        </w:rPr>
+        <w:t>អាចធ្វើការកំណត់បាន</w:t>
+      </w:r>
+    </w:p>
+    <w:p>
+      <w:pPr>
+        <w:pStyle w:val="ListParagraph"/>
+        <w:rPr>
+          <w:sz w:val="36"/>
+          <w:szCs w:val="36"/>
+        </w:rPr>
+      </w:pPr>
+    </w:p>
+    <w:p>
+      <w:pPr>
+        <w:rPr>
+          <w:rFonts w:ascii="Khmer OS Battambang" w:hAnsi="Khmer OS Battambang" w:cs="Khmer OS Battambang"/>
+          <w:sz w:val="28"/>
+          <w:szCs w:val="28"/>
+        </w:rPr>
+      </w:pPr>
+      <w:r>
+        <w:rPr>
+          <w:rFonts w:ascii="Khmer OS Battambang" w:hAnsi="Khmer OS Battambang" w:cs="Khmer OS Battambang"/>
+          <w:sz w:val="28"/>
+          <w:szCs w:val="28"/>
+        </w:rPr>
+        <w:t xml:space="preserve">+ </w:t>
+      </w:r>
       <w:proofErr w:type="spellStart"/>
-      <w:r>
-        <w:rPr>
-          <w:sz w:val="36"/>
-          <w:szCs w:val="36"/>
-        </w:rPr>
-        <w:t>PizzaFactory</w:t>
+      <w:proofErr w:type="gramStart"/>
+      <w:r>
+        <w:rPr>
+          <w:rFonts w:ascii="Khmer OS Battambang" w:hAnsi="Khmer OS Battambang" w:cs="Khmer OS Battambang"/>
+          <w:sz w:val="28"/>
+          <w:szCs w:val="28"/>
+        </w:rPr>
+        <w:t>PizzaStore</w:t>
       </w:r>
       <w:proofErr w:type="spellEnd"/>
       <w:r>
         <w:rPr>
-          <w:sz w:val="36"/>
-          <w:szCs w:val="36"/>
-        </w:rPr>
-        <w:t xml:space="preserve"> class that create </w:t>
-      </w:r>
+          <w:rFonts w:ascii="Khmer OS Battambang" w:hAnsi="Khmer OS Battambang" w:cs="Khmer OS Battambang"/>
+          <w:sz w:val="28"/>
+          <w:szCs w:val="28"/>
+        </w:rPr>
+        <w:t xml:space="preserve"> :</w:t>
+      </w:r>
+      <w:proofErr w:type="gramEnd"/>
+      <w:r>
+        <w:rPr>
+          <w:rFonts w:ascii="Khmer OS Battambang" w:hAnsi="Khmer OS Battambang" w:cs="Khmer OS Battambang"/>
+          <w:sz w:val="28"/>
+          <w:szCs w:val="28"/>
+        </w:rPr>
+        <w:t xml:space="preserve"> is the client </w:t>
+      </w:r>
+      <w:r>
+        <w:rPr>
+          <w:rFonts w:ascii="Khmer OS Battambang" w:hAnsi="Khmer OS Battambang" w:cs="Khmer OS Battambang"/>
+          <w:sz w:val="28"/>
+          <w:szCs w:val="28"/>
+          <w:cs/>
+        </w:rPr>
+        <w:t xml:space="preserve">វាមិនចាំបាច់ដឹងថា </w:t>
+      </w:r>
+      <w:r>
+        <w:rPr>
+          <w:rFonts w:ascii="Khmer OS Battambang" w:hAnsi="Khmer OS Battambang" w:cs="Khmer OS Battambang"/>
+          <w:sz w:val="28"/>
+          <w:szCs w:val="28"/>
+        </w:rPr>
+        <w:t xml:space="preserve">Pizza Factory </w:t>
+      </w:r>
+      <w:r>
+        <w:rPr>
+          <w:rFonts w:ascii="Khmer OS Battambang" w:hAnsi="Khmer OS Battambang" w:cs="Khmer OS Battambang"/>
+          <w:sz w:val="28"/>
+          <w:szCs w:val="28"/>
+          <w:cs/>
+        </w:rPr>
+        <w:t xml:space="preserve">គេធ្វើយ៉ាងម្តេចទេ អោយតា អតិថិជនចង់បានអ្វី </w:t>
+      </w:r>
+      <w:proofErr w:type="spellStart"/>
+      <w:r>
+        <w:rPr>
+          <w:rFonts w:ascii="Khmer OS Battambang" w:hAnsi="Khmer OS Battambang" w:cs="Khmer OS Battambang"/>
+          <w:sz w:val="28"/>
+          <w:szCs w:val="28"/>
+        </w:rPr>
+        <w:t>pizzaFactory</w:t>
+      </w:r>
+      <w:proofErr w:type="spellEnd"/>
+      <w:r>
+        <w:rPr>
+          <w:rFonts w:ascii="Khmer OS Battambang" w:hAnsi="Khmer OS Battambang" w:cs="Khmer OS Battambang"/>
+          <w:sz w:val="28"/>
+          <w:szCs w:val="28"/>
+        </w:rPr>
+        <w:t xml:space="preserve"> </w:t>
+      </w:r>
+      <w:r>
+        <w:rPr>
+          <w:rFonts w:ascii="Khmer OS Battambang" w:hAnsi="Khmer OS Battambang" w:cs="Khmer OS Battambang"/>
+          <w:sz w:val="28"/>
+          <w:szCs w:val="28"/>
+          <w:cs/>
+        </w:rPr>
+        <w:t>អ្នកទៅធ្វើអោយ</w:t>
+      </w:r>
+    </w:p>
+    <w:p>
+      <w:pPr>
+        <w:rPr>
+          <w:rFonts w:ascii="Khmer OS Battambang" w:hAnsi="Khmer OS Battambang" w:cs="Khmer OS Battambang"/>
+          <w:sz w:val="28"/>
+          <w:szCs w:val="28"/>
+        </w:rPr>
+      </w:pPr>
+      <w:r>
+        <w:rPr>
+          <w:rFonts w:ascii="Khmer OS Battambang" w:hAnsi="Khmer OS Battambang" w:cs="Khmer OS Battambang"/>
+          <w:sz w:val="28"/>
+          <w:szCs w:val="28"/>
+        </w:rPr>
+        <w:t xml:space="preserve">+ Pizza Factory: </w:t>
+      </w:r>
+      <w:r>
+        <w:rPr>
+          <w:rFonts w:ascii="Khmer OS Battambang" w:hAnsi="Khmer OS Battambang" w:cs="Khmer OS Battambang"/>
+          <w:sz w:val="28"/>
+          <w:szCs w:val="28"/>
+          <w:cs/>
+        </w:rPr>
+        <w:t xml:space="preserve">ជារោងចក្រផលិត </w:t>
+      </w:r>
+      <w:r>
+        <w:rPr>
+          <w:rFonts w:ascii="Khmer OS Battambang" w:hAnsi="Khmer OS Battambang" w:cs="Khmer OS Battambang"/>
+          <w:sz w:val="28"/>
+          <w:szCs w:val="28"/>
+        </w:rPr>
+        <w:t xml:space="preserve">Pizza such as </w:t>
+      </w:r>
+      <w:proofErr w:type="spellStart"/>
+      <w:r>
+        <w:rPr>
+          <w:rFonts w:ascii="Khmer OS Battambang" w:hAnsi="Khmer OS Battambang" w:cs="Khmer OS Battambang"/>
+          <w:sz w:val="28"/>
+          <w:szCs w:val="28"/>
+        </w:rPr>
+        <w:t>VegPizza</w:t>
+      </w:r>
+      <w:proofErr w:type="spellEnd"/>
+      <w:r>
+        <w:rPr>
+          <w:rFonts w:ascii="Khmer OS Battambang" w:hAnsi="Khmer OS Battambang" w:cs="Khmer OS Battambang"/>
+          <w:sz w:val="28"/>
+          <w:szCs w:val="28"/>
+        </w:rPr>
+        <w:t xml:space="preserve">, </w:t>
+      </w:r>
+      <w:proofErr w:type="spellStart"/>
+      <w:r>
+        <w:rPr>
+          <w:rFonts w:ascii="Khmer OS Battambang" w:hAnsi="Khmer OS Battambang" w:cs="Khmer OS Battambang"/>
+          <w:sz w:val="28"/>
+          <w:szCs w:val="28"/>
+        </w:rPr>
+        <w:t>ChesePizza</w:t>
+      </w:r>
+      <w:proofErr w:type="spellEnd"/>
+      <w:r>
+        <w:rPr>
+          <w:rFonts w:ascii="Khmer OS Battambang" w:hAnsi="Khmer OS Battambang" w:cs="Khmer OS Battambang"/>
+          <w:sz w:val="28"/>
+          <w:szCs w:val="28"/>
+        </w:rPr>
+        <w:t xml:space="preserve">, or something else </w:t>
+      </w:r>
+      <w:r>
+        <w:rPr>
+          <w:rFonts w:ascii="Khmer OS Battambang" w:hAnsi="Khmer OS Battambang" w:cs="Khmer OS Battambang"/>
+          <w:sz w:val="28"/>
+          <w:szCs w:val="28"/>
+          <w:cs/>
+        </w:rPr>
+        <w:t xml:space="preserve">ដែលវាធ្វើការ </w:t>
+      </w:r>
+      <w:r>
+        <w:rPr>
+          <w:rFonts w:ascii="Khmer OS Battambang" w:hAnsi="Khmer OS Battambang" w:cs="Khmer OS Battambang"/>
+          <w:sz w:val="28"/>
+          <w:szCs w:val="28"/>
+        </w:rPr>
+        <w:t xml:space="preserve">Implement from Interface Pizza </w:t>
+      </w:r>
+    </w:p>
+    <w:p>
+      <w:pPr>
+        <w:rPr>
+          <w:rFonts w:ascii="Khmer OS Battambang" w:hAnsi="Khmer OS Battambang" w:cs="Khmer OS Battambang"/>
+          <w:sz w:val="28"/>
+          <w:szCs w:val="28"/>
+        </w:rPr>
+      </w:pPr>
+      <w:r>
+        <w:rPr>
+          <w:rFonts w:ascii="Khmer OS Battambang" w:hAnsi="Khmer OS Battambang" w:cs="Khmer OS Battambang"/>
+          <w:sz w:val="28"/>
+          <w:szCs w:val="28"/>
+        </w:rPr>
+        <w:t xml:space="preserve">+ Interface Pizza: </w:t>
+      </w:r>
+      <w:r>
+        <w:rPr>
+          <w:rFonts w:ascii="Khmer OS Battambang" w:hAnsi="Khmer OS Battambang" w:cs="Khmer OS Battambang"/>
+          <w:sz w:val="28"/>
+          <w:szCs w:val="28"/>
+          <w:cs/>
+        </w:rPr>
+        <w:t xml:space="preserve">វាដូចជា កុងត្រាចឹង បើ </w:t>
+      </w:r>
+      <w:r>
+        <w:rPr>
+          <w:rFonts w:ascii="Khmer OS Battambang" w:hAnsi="Khmer OS Battambang" w:cs="Khmer OS Battambang"/>
+          <w:sz w:val="28"/>
+          <w:szCs w:val="28"/>
+        </w:rPr>
+        <w:t xml:space="preserve">class </w:t>
+      </w:r>
+      <w:r>
+        <w:rPr>
+          <w:rFonts w:ascii="Khmer OS Battambang" w:hAnsi="Khmer OS Battambang" w:cs="Khmer OS Battambang"/>
+          <w:sz w:val="28"/>
+          <w:szCs w:val="28"/>
+          <w:cs/>
+        </w:rPr>
+        <w:t xml:space="preserve">ណាដែលធ្វើការកំណត់ពីវា ត្រូវតែមានលក្ខណៈដូចខាងក្រោម នឹង </w:t>
+      </w:r>
+    </w:p>
+    <w:p>
+      <w:pPr>
+        <w:rPr>
+          <w:rFonts w:ascii="Khmer OS Battambang" w:hAnsi="Khmer OS Battambang" w:cs="Khmer OS Battambang"/>
+          <w:sz w:val="28"/>
+          <w:szCs w:val="28"/>
+        </w:rPr>
+      </w:pPr>
+      <w:r>
+        <w:rPr>
+          <w:rFonts w:ascii="Khmer OS Battambang" w:hAnsi="Khmer OS Battambang" w:cs="Khmer OS Battambang"/>
+          <w:sz w:val="28"/>
+          <w:szCs w:val="28"/>
+        </w:rPr>
+        <w:t xml:space="preserve">+ </w:t>
+      </w:r>
+      <w:proofErr w:type="spellStart"/>
+      <w:r>
+        <w:rPr>
+          <w:rFonts w:ascii="Khmer OS Battambang" w:hAnsi="Khmer OS Battambang" w:cs="Khmer OS Battambang"/>
+          <w:sz w:val="28"/>
+          <w:szCs w:val="28"/>
+        </w:rPr>
+        <w:t>VegPizza</w:t>
+      </w:r>
+      <w:proofErr w:type="spellEnd"/>
+      <w:r>
+        <w:rPr>
+          <w:rFonts w:ascii="Khmer OS Battambang" w:hAnsi="Khmer OS Battambang" w:cs="Khmer OS Battambang"/>
+          <w:sz w:val="28"/>
+          <w:szCs w:val="28"/>
+        </w:rPr>
+        <w:t xml:space="preserve"> and Cheese Pizza is the object pizza that we will create based on the Client order. </w:t>
+      </w:r>
+    </w:p>
+    <w:p>
+      <w:pPr>
+        <w:rPr>
+          <w:sz w:val="48"/>
+          <w:szCs w:val="48"/>
+        </w:rPr>
+      </w:pPr>
+    </w:p>
+    <w:p>
+      <w:pPr>
+        <w:rPr>
+          <w:sz w:val="48"/>
+          <w:szCs w:val="48"/>
+        </w:rPr>
+      </w:pPr>
+    </w:p>
+    <w:p>
+      <w:pPr>
+        <w:rPr>
+          <w:sz w:val="48"/>
+          <w:szCs w:val="48"/>
+        </w:rPr>
+      </w:pPr>
+    </w:p>
+    <w:p>
+      <w:pPr>
+        <w:rPr>
+          <w:sz w:val="48"/>
+          <w:szCs w:val="48"/>
+        </w:rPr>
+      </w:pPr>
+    </w:p>
+    <w:p>
+      <w:pPr>
+        <w:rPr>
+          <w:sz w:val="48"/>
+          <w:szCs w:val="48"/>
+        </w:rPr>
+      </w:pPr>
+    </w:p>
+    <w:p>
+      <w:pPr>
+        <w:rPr>
+          <w:sz w:val="48"/>
+          <w:szCs w:val="48"/>
+        </w:rPr>
+      </w:pPr>
+    </w:p>
+    <w:p>
+      <w:pPr>
+        <w:pStyle w:val="ListParagraph"/>
+        <w:numPr>
+          <w:ilvl w:val="0"/>
+          <w:numId w:val="2"/>
+        </w:numPr>
+        <w:rPr>
+          <w:sz w:val="48"/>
+          <w:szCs w:val="48"/>
+        </w:rPr>
+      </w:pPr>
+      <w:r>
+        <w:rPr>
+          <w:sz w:val="48"/>
+          <w:szCs w:val="48"/>
+        </w:rPr>
+        <w:lastRenderedPageBreak/>
+        <w:t xml:space="preserve">Create interface </w:t>
+      </w:r>
+    </w:p>
+    <w:p>
+      <w:pPr>
+        <w:rPr>
+          <w:sz w:val="48"/>
+          <w:szCs w:val="48"/>
+        </w:rPr>
+      </w:pPr>
+      <w:r>
+        <w:rPr>
+          <w:sz w:val="48"/>
+          <w:szCs w:val="48"/>
+        </w:rPr>
+        <w:drawing>
+          <wp:anchor distT="0" distB="0" distL="114300" distR="114300" simplePos="0" relativeHeight="251660800" behindDoc="1" locked="0" layoutInCell="1" allowOverlap="1" wp14:anchorId="7BCA3E75" wp14:editId="2996C688">
+            <wp:simplePos x="0" y="0"/>
+            <wp:positionH relativeFrom="column">
+              <wp:posOffset>1905</wp:posOffset>
+            </wp:positionH>
+            <wp:positionV relativeFrom="paragraph">
+              <wp:posOffset>264244</wp:posOffset>
+            </wp:positionV>
+            <wp:extent cx="6842125" cy="1573530"/>
+            <wp:effectExtent l="0" t="0" r="0" b="7620"/>
+            <wp:wrapNone/>
+            <wp:docPr id="1431356961" name="Picture 1"/>
+            <wp:cNvGraphicFramePr>
+              <a:graphicFrameLocks xmlns:a="http://schemas.openxmlformats.org/drawingml/2006/main" noChangeAspect="1"/>
+            </wp:cNvGraphicFramePr>
+            <a:graphic xmlns:a="http://schemas.openxmlformats.org/drawingml/2006/main">
+              <a:graphicData uri="http://schemas.openxmlformats.org/drawingml/2006/picture">
+                <pic:pic xmlns:pic="http://schemas.openxmlformats.org/drawingml/2006/picture">
+                  <pic:nvPicPr>
+                    <pic:cNvPr id="1431356961" name=""/>
+                    <pic:cNvPicPr/>
+                  </pic:nvPicPr>
+                  <pic:blipFill>
+                    <a:blip r:embed="rId8">
+                      <a:extLst>
+                        <a:ext uri="{28A0092B-C50C-407E-A947-70E740481C1C}">
+                          <a14:useLocalDpi xmlns:a14="http://schemas.microsoft.com/office/drawing/2010/main" val="0"/>
+                        </a:ext>
+                      </a:extLst>
+                    </a:blip>
+                    <a:stretch>
+                      <a:fillRect/>
+                    </a:stretch>
+                  </pic:blipFill>
+                  <pic:spPr>
+                    <a:xfrm>
+                      <a:off x="0" y="0"/>
+                      <a:ext cx="6842125" cy="1573530"/>
+                    </a:xfrm>
+                    <a:prstGeom prst="rect">
+                      <a:avLst/>
+                    </a:prstGeom>
+                  </pic:spPr>
+                </pic:pic>
+              </a:graphicData>
+            </a:graphic>
+          </wp:anchor>
+        </w:drawing>
+      </w:r>
+    </w:p>
+    <w:p>
+      <w:pPr>
+        <w:rPr>
+          <w:sz w:val="48"/>
+          <w:szCs w:val="48"/>
+        </w:rPr>
+      </w:pPr>
+    </w:p>
+    <w:p>
+      <w:pPr>
+        <w:rPr>
+          <w:sz w:val="48"/>
+          <w:szCs w:val="48"/>
+        </w:rPr>
+      </w:pPr>
+    </w:p>
+    <w:p>
+      <w:pPr>
+        <w:rPr>
+          <w:sz w:val="48"/>
+          <w:szCs w:val="48"/>
+        </w:rPr>
+      </w:pPr>
+    </w:p>
+    <w:p>
+      <w:pPr>
+        <w:rPr>
+          <w:sz w:val="48"/>
+          <w:szCs w:val="48"/>
+        </w:rPr>
+      </w:pPr>
+    </w:p>
+    <w:p>
+      <w:pPr>
+        <w:rPr>
+          <w:sz w:val="48"/>
+          <w:szCs w:val="48"/>
+        </w:rPr>
+      </w:pPr>
+    </w:p>
+    <w:p>
+      <w:pPr>
+        <w:pStyle w:val="ListParagraph"/>
+        <w:numPr>
+          <w:ilvl w:val="0"/>
+          <w:numId w:val="2"/>
+        </w:numPr>
+        <w:rPr>
+          <w:sz w:val="48"/>
+          <w:szCs w:val="48"/>
+        </w:rPr>
+      </w:pPr>
+      <w:r>
+        <w:rPr>
+          <w:sz w:val="48"/>
+          <w:szCs w:val="48"/>
+        </w:rPr>
+        <w:t>Create implementation</w:t>
+      </w:r>
+    </w:p>
+    <w:p>
+      <w:pPr>
+        <w:rPr>
+          <w:sz w:val="48"/>
+          <w:szCs w:val="48"/>
+        </w:rPr>
+      </w:pPr>
+    </w:p>
+    <w:p>
+      <w:pPr>
+        <w:rPr>
+          <w:sz w:val="48"/>
+          <w:szCs w:val="48"/>
+        </w:rPr>
+      </w:pPr>
+      <w:r>
+        <w:rPr>
+          <w:sz w:val="48"/>
+          <w:szCs w:val="48"/>
+        </w:rPr>
+        <w:drawing>
+          <wp:anchor distT="0" distB="0" distL="114300" distR="114300" simplePos="0" relativeHeight="251661824" behindDoc="1" locked="0" layoutInCell="1" allowOverlap="1" wp14:anchorId="017452B7" wp14:editId="0513F9DA">
+            <wp:simplePos x="0" y="0"/>
+            <wp:positionH relativeFrom="column">
+              <wp:posOffset>2264</wp:posOffset>
+            </wp:positionH>
+            <wp:positionV relativeFrom="paragraph">
+              <wp:posOffset>-3774</wp:posOffset>
+            </wp:positionV>
+            <wp:extent cx="6842125" cy="2246630"/>
+            <wp:effectExtent l="0" t="0" r="0" b="1270"/>
+            <wp:wrapNone/>
+            <wp:docPr id="1277603656" name="Picture 1"/>
+            <wp:cNvGraphicFramePr>
+              <a:graphicFrameLocks xmlns:a="http://schemas.openxmlformats.org/drawingml/2006/main" noChangeAspect="1"/>
+            </wp:cNvGraphicFramePr>
+            <a:graphic xmlns:a="http://schemas.openxmlformats.org/drawingml/2006/main">
+              <a:graphicData uri="http://schemas.openxmlformats.org/drawingml/2006/picture">
+                <pic:pic xmlns:pic="http://schemas.openxmlformats.org/drawingml/2006/picture">
+                  <pic:nvPicPr>
+                    <pic:cNvPr id="1277603656" name=""/>
+                    <pic:cNvPicPr/>
+                  </pic:nvPicPr>
+                  <pic:blipFill>
+                    <a:blip r:embed="rId9" cstate="print">
+                      <a:extLst>
+                        <a:ext uri="{28A0092B-C50C-407E-A947-70E740481C1C}">
+                          <a14:useLocalDpi xmlns:a14="http://schemas.microsoft.com/office/drawing/2010/main" val="0"/>
+                        </a:ext>
+                      </a:extLst>
+                    </a:blip>
+                    <a:stretch>
+                      <a:fillRect/>
+                    </a:stretch>
+                  </pic:blipFill>
+                  <pic:spPr>
+                    <a:xfrm>
+                      <a:off x="0" y="0"/>
+                      <a:ext cx="6842125" cy="2246630"/>
+                    </a:xfrm>
+                    <a:prstGeom prst="rect">
+                      <a:avLst/>
+                    </a:prstGeom>
+                  </pic:spPr>
+                </pic:pic>
+              </a:graphicData>
+            </a:graphic>
+          </wp:anchor>
+        </w:drawing>
+      </w:r>
+    </w:p>
+    <w:p>
+      <w:pPr>
+        <w:rPr>
+          <w:sz w:val="48"/>
+          <w:szCs w:val="48"/>
+        </w:rPr>
+      </w:pPr>
+    </w:p>
+    <w:p>
+      <w:pPr>
+        <w:rPr>
+          <w:sz w:val="48"/>
+          <w:szCs w:val="48"/>
+        </w:rPr>
+      </w:pPr>
+    </w:p>
+    <w:p>
+      <w:pPr>
+        <w:rPr>
+          <w:sz w:val="48"/>
+          <w:szCs w:val="48"/>
+        </w:rPr>
+      </w:pPr>
+    </w:p>
+    <w:p>
+      <w:pPr>
+        <w:rPr>
+          <w:sz w:val="48"/>
+          <w:szCs w:val="48"/>
+        </w:rPr>
+      </w:pPr>
+    </w:p>
+    <w:p>
+      <w:pPr>
+        <w:rPr>
+          <w:sz w:val="48"/>
+          <w:szCs w:val="48"/>
+        </w:rPr>
+      </w:pPr>
+    </w:p>
+    <w:p>
+      <w:pPr>
+        <w:rPr>
+          <w:sz w:val="48"/>
+          <w:szCs w:val="48"/>
+        </w:rPr>
+      </w:pPr>
+    </w:p>
+    <w:p>
+      <w:pPr>
+        <w:pStyle w:val="ListParagraph"/>
+        <w:numPr>
+          <w:ilvl w:val="0"/>
+          <w:numId w:val="2"/>
+        </w:numPr>
+        <w:rPr>
+          <w:sz w:val="48"/>
+          <w:szCs w:val="48"/>
+        </w:rPr>
+      </w:pPr>
+      <w:r>
+        <w:rPr>
+          <w:sz w:val="48"/>
+          <w:szCs w:val="48"/>
+        </w:rPr>
+        <w:t>Factory (where the object is created)</w:t>
+      </w:r>
+    </w:p>
+    <w:p>
+      <w:pPr>
+        <w:rPr>
+          <w:sz w:val="48"/>
+          <w:szCs w:val="48"/>
+        </w:rPr>
+      </w:pPr>
+      <w:r>
+        <w:rPr>
+          <w:sz w:val="48"/>
+          <w:szCs w:val="48"/>
+        </w:rPr>
+        <w:drawing>
+          <wp:anchor distT="0" distB="0" distL="114300" distR="114300" simplePos="0" relativeHeight="251662848" behindDoc="1" locked="0" layoutInCell="1" allowOverlap="1" wp14:anchorId="795555BF" wp14:editId="7F7749BA">
+            <wp:simplePos x="0" y="0"/>
+            <wp:positionH relativeFrom="column">
+              <wp:posOffset>1089145</wp:posOffset>
+            </wp:positionH>
+            <wp:positionV relativeFrom="paragraph">
+              <wp:posOffset>250058</wp:posOffset>
+            </wp:positionV>
+            <wp:extent cx="4278702" cy="3057130"/>
+            <wp:effectExtent l="0" t="0" r="7620" b="0"/>
+            <wp:wrapNone/>
+            <wp:docPr id="1520577573" name="Picture 1"/>
+            <wp:cNvGraphicFramePr>
+              <a:graphicFrameLocks xmlns:a="http://schemas.openxmlformats.org/drawingml/2006/main" noChangeAspect="1"/>
+            </wp:cNvGraphicFramePr>
+            <a:graphic xmlns:a="http://schemas.openxmlformats.org/drawingml/2006/main">
+              <a:graphicData uri="http://schemas.openxmlformats.org/drawingml/2006/picture">
+                <pic:pic xmlns:pic="http://schemas.openxmlformats.org/drawingml/2006/picture">
+                  <pic:nvPicPr>
+                    <pic:cNvPr id="1520577573" name=""/>
+                    <pic:cNvPicPr/>
+                  </pic:nvPicPr>
+                  <pic:blipFill>
+                    <a:blip r:embed="rId10">
+                      <a:extLst>
+                        <a:ext uri="{28A0092B-C50C-407E-A947-70E740481C1C}">
+                          <a14:useLocalDpi xmlns:a14="http://schemas.microsoft.com/office/drawing/2010/main" val="0"/>
+                        </a:ext>
+                      </a:extLst>
+                    </a:blip>
+                    <a:stretch>
+                      <a:fillRect/>
+                    </a:stretch>
+                  </pic:blipFill>
+                  <pic:spPr>
+                    <a:xfrm>
+                      <a:off x="0" y="0"/>
+                      <a:ext cx="4278702" cy="3057130"/>
+                    </a:xfrm>
+                    <a:prstGeom prst="rect">
+                      <a:avLst/>
+                    </a:prstGeom>
+                  </pic:spPr>
+                </pic:pic>
+              </a:graphicData>
+            </a:graphic>
+            <wp14:sizeRelH relativeFrom="margin">
+              <wp14:pctWidth>0</wp14:pctWidth>
+            </wp14:sizeRelH>
+            <wp14:sizeRelV relativeFrom="margin">
+              <wp14:pctHeight>0</wp14:pctHeight>
+            </wp14:sizeRelV>
+          </wp:anchor>
+        </w:drawing>
+      </w:r>
+    </w:p>
+    <w:p>
+      <w:pPr>
+        <w:rPr>
+          <w:sz w:val="48"/>
+          <w:szCs w:val="48"/>
+        </w:rPr>
+      </w:pPr>
+    </w:p>
+    <w:p>
+      <w:pPr>
+        <w:rPr>
+          <w:sz w:val="48"/>
+          <w:szCs w:val="48"/>
+        </w:rPr>
+      </w:pPr>
+    </w:p>
+    <w:p>
+      <w:pPr>
+        <w:rPr>
+          <w:sz w:val="48"/>
+          <w:szCs w:val="48"/>
+        </w:rPr>
+      </w:pPr>
+    </w:p>
+    <w:p>
+      <w:pPr>
+        <w:rPr>
+          <w:sz w:val="48"/>
+          <w:szCs w:val="48"/>
+        </w:rPr>
+      </w:pPr>
+    </w:p>
+    <w:p>
+      <w:pPr>
+        <w:rPr>
+          <w:sz w:val="48"/>
+          <w:szCs w:val="48"/>
+        </w:rPr>
+      </w:pPr>
+    </w:p>
+    <w:p>
+      <w:pPr>
+        <w:rPr>
+          <w:sz w:val="48"/>
+          <w:szCs w:val="48"/>
+        </w:rPr>
+      </w:pPr>
+    </w:p>
+    <w:p>
+      <w:pPr>
+        <w:rPr>
+          <w:sz w:val="48"/>
+          <w:szCs w:val="48"/>
+        </w:rPr>
+      </w:pPr>
+    </w:p>
+    <w:p>
+      <w:pPr>
+        <w:rPr>
+          <w:sz w:val="48"/>
+          <w:szCs w:val="48"/>
+        </w:rPr>
+      </w:pPr>
+    </w:p>
+    <w:p>
+      <w:pPr>
+        <w:rPr>
+          <w:sz w:val="48"/>
+          <w:szCs w:val="48"/>
+        </w:rPr>
+      </w:pPr>
+    </w:p>
+    <w:p>
+      <w:pPr>
+        <w:rPr>
+          <w:sz w:val="48"/>
+          <w:szCs w:val="48"/>
+        </w:rPr>
+      </w:pPr>
+    </w:p>
+    <w:p>
+      <w:pPr>
+        <w:pStyle w:val="ListParagraph"/>
+        <w:numPr>
+          <w:ilvl w:val="0"/>
+          <w:numId w:val="2"/>
+        </w:numPr>
+        <w:rPr>
+          <w:sz w:val="48"/>
+          <w:szCs w:val="48"/>
+        </w:rPr>
+      </w:pPr>
+      <w:r>
+        <w:rPr>
+          <w:sz w:val="48"/>
+          <w:szCs w:val="48"/>
+        </w:rPr>
+        <w:lastRenderedPageBreak/>
+        <w:t xml:space="preserve">Client called </w:t>
+      </w:r>
+    </w:p>
+    <w:p>
+      <w:pPr>
+        <w:rPr>
+          <w:sz w:val="48"/>
+          <w:szCs w:val="48"/>
+        </w:rPr>
+      </w:pPr>
+      <w:r>
+        <w:rPr>
+          <w:sz w:val="48"/>
+          <w:szCs w:val="48"/>
+        </w:rPr>
+        <w:drawing>
+          <wp:anchor distT="0" distB="0" distL="114300" distR="114300" simplePos="0" relativeHeight="251663872" behindDoc="1" locked="0" layoutInCell="1" allowOverlap="1" wp14:anchorId="02641B51" wp14:editId="2DCBA0EC">
+            <wp:simplePos x="0" y="0"/>
+            <wp:positionH relativeFrom="column">
+              <wp:posOffset>1905</wp:posOffset>
+            </wp:positionH>
+            <wp:positionV relativeFrom="paragraph">
+              <wp:posOffset>272259</wp:posOffset>
+            </wp:positionV>
+            <wp:extent cx="6049219" cy="3943900"/>
+            <wp:effectExtent l="0" t="0" r="8890" b="0"/>
+            <wp:wrapNone/>
+            <wp:docPr id="638916438" name="Picture 1"/>
+            <wp:cNvGraphicFramePr>
+              <a:graphicFrameLocks xmlns:a="http://schemas.openxmlformats.org/drawingml/2006/main" noChangeAspect="1"/>
+            </wp:cNvGraphicFramePr>
+            <a:graphic xmlns:a="http://schemas.openxmlformats.org/drawingml/2006/main">
+              <a:graphicData uri="http://schemas.openxmlformats.org/drawingml/2006/picture">
+                <pic:pic xmlns:pic="http://schemas.openxmlformats.org/drawingml/2006/picture">
+                  <pic:nvPicPr>
+                    <pic:cNvPr id="638916438" name=""/>
+                    <pic:cNvPicPr/>
+                  </pic:nvPicPr>
+                  <pic:blipFill>
+                    <a:blip r:embed="rId11">
+                      <a:extLst>
+                        <a:ext uri="{28A0092B-C50C-407E-A947-70E740481C1C}">
+                          <a14:useLocalDpi xmlns:a14="http://schemas.microsoft.com/office/drawing/2010/main" val="0"/>
+                        </a:ext>
+                      </a:extLst>
+                    </a:blip>
+                    <a:stretch>
+                      <a:fillRect/>
+                    </a:stretch>
+                  </pic:blipFill>
+                  <pic:spPr>
+                    <a:xfrm>
+                      <a:off x="0" y="0"/>
+                      <a:ext cx="6049219" cy="3943900"/>
+                    </a:xfrm>
+                    <a:prstGeom prst="rect">
+                      <a:avLst/>
+                    </a:prstGeom>
+                  </pic:spPr>
+                </pic:pic>
+              </a:graphicData>
+            </a:graphic>
+          </wp:anchor>
+        </w:drawing>
+      </w:r>
+    </w:p>
+    <w:p>
+      <w:pPr>
+        <w:rPr>
+          <w:sz w:val="48"/>
+          <w:szCs w:val="48"/>
+        </w:rPr>
+      </w:pPr>
+    </w:p>
+    <w:p>
+      <w:pPr>
+        <w:rPr>
+          <w:sz w:val="48"/>
+          <w:szCs w:val="48"/>
+        </w:rPr>
+      </w:pPr>
+    </w:p>
+    <w:p>
+      <w:pPr>
+        <w:rPr>
+          <w:sz w:val="48"/>
+          <w:szCs w:val="48"/>
+        </w:rPr>
+      </w:pPr>
+    </w:p>
+    <w:p>
+      <w:pPr>
+        <w:rPr>
+          <w:sz w:val="48"/>
+          <w:szCs w:val="48"/>
+        </w:rPr>
+      </w:pPr>
+    </w:p>
+    <w:p>
+      <w:pPr>
+        <w:rPr>
+          <w:sz w:val="48"/>
+          <w:szCs w:val="48"/>
+        </w:rPr>
+      </w:pPr>
+    </w:p>
+    <w:p>
+      <w:pPr>
+        <w:rPr>
+          <w:sz w:val="48"/>
+          <w:szCs w:val="48"/>
+        </w:rPr>
+      </w:pPr>
+    </w:p>
+    <w:p>
+      <w:pPr>
+        <w:rPr>
+          <w:sz w:val="48"/>
+          <w:szCs w:val="48"/>
+        </w:rPr>
+      </w:pPr>
+    </w:p>
+    <w:p>
+      <w:pPr>
+        <w:rPr>
+          <w:sz w:val="48"/>
+          <w:szCs w:val="48"/>
+        </w:rPr>
+      </w:pPr>
+    </w:p>
+    <w:p>
+      <w:pPr>
+        <w:rPr>
+          <w:sz w:val="48"/>
+          <w:szCs w:val="48"/>
+        </w:rPr>
+      </w:pPr>
+    </w:p>
+    <w:p>
+      <w:pPr>
+        <w:rPr>
+          <w:sz w:val="48"/>
+          <w:szCs w:val="48"/>
+        </w:rPr>
+      </w:pPr>
+    </w:p>
+    <w:p>
+      <w:pPr>
+        <w:rPr>
+          <w:sz w:val="48"/>
+          <w:szCs w:val="48"/>
+        </w:rPr>
+      </w:pPr>
+    </w:p>
+    <w:p>
+      <w:pPr>
+        <w:rPr>
+          <w:sz w:val="48"/>
+          <w:szCs w:val="48"/>
+        </w:rPr>
+      </w:pPr>
+    </w:p>
+    <w:p>
+      <w:pPr>
+        <w:rPr>
+          <w:rFonts w:ascii="Khmer OS Battambang" w:hAnsi="Khmer OS Battambang" w:cs="Khmer OS Battambang"/>
+          <w:sz w:val="28"/>
+          <w:szCs w:val="28"/>
+        </w:rPr>
+      </w:pPr>
+      <w:r>
+        <w:rPr>
+          <w:rFonts w:ascii="Khmer OS Battambang" w:hAnsi="Khmer OS Battambang" w:cs="Khmer OS Battambang"/>
+          <w:sz w:val="28"/>
+          <w:szCs w:val="28"/>
+          <w:cs/>
+        </w:rPr>
+        <w:t xml:space="preserve">យើងត្រូវគិតថាតើធ្វើម្តេចបាន បង្កើត </w:t>
+      </w:r>
+      <w:r>
+        <w:rPr>
+          <w:rFonts w:ascii="Khmer OS Battambang" w:hAnsi="Khmer OS Battambang" w:cs="Khmer OS Battambang"/>
+          <w:sz w:val="28"/>
+          <w:szCs w:val="28"/>
+        </w:rPr>
+        <w:t xml:space="preserve">Object </w:t>
+      </w:r>
+      <w:r>
+        <w:rPr>
+          <w:rFonts w:ascii="Khmer OS Battambang" w:hAnsi="Khmer OS Battambang" w:cs="Khmer OS Battambang"/>
+          <w:sz w:val="28"/>
+          <w:szCs w:val="28"/>
+          <w:cs/>
+        </w:rPr>
+        <w:t xml:space="preserve">បាននៅក្នុង </w:t>
+      </w:r>
+      <w:r>
+        <w:rPr>
+          <w:rFonts w:ascii="Khmer OS Battambang" w:hAnsi="Khmer OS Battambang" w:cs="Khmer OS Battambang"/>
+          <w:sz w:val="28"/>
+          <w:szCs w:val="28"/>
+        </w:rPr>
+        <w:t xml:space="preserve">Factory </w:t>
+      </w:r>
+      <w:r>
+        <w:rPr>
+          <w:rFonts w:ascii="Khmer OS Battambang" w:hAnsi="Khmer OS Battambang" w:cs="Khmer OS Battambang"/>
+          <w:sz w:val="28"/>
+          <w:szCs w:val="28"/>
+          <w:cs/>
+        </w:rPr>
+        <w:t xml:space="preserve">នឹង ចឹងវាមានតាមបង្កើត </w:t>
+      </w:r>
+      <w:r>
+        <w:rPr>
+          <w:rFonts w:ascii="Khmer OS Battambang" w:hAnsi="Khmer OS Battambang" w:cs="Khmer OS Battambang"/>
+          <w:sz w:val="28"/>
+          <w:szCs w:val="28"/>
+        </w:rPr>
+        <w:t xml:space="preserve">Method </w:t>
+      </w:r>
+      <w:r>
+        <w:rPr>
+          <w:rFonts w:ascii="Khmer OS Battambang" w:hAnsi="Khmer OS Battambang" w:cs="Khmer OS Battambang"/>
+          <w:sz w:val="28"/>
+          <w:szCs w:val="28"/>
+          <w:cs/>
+        </w:rPr>
+        <w:t xml:space="preserve">មួយដែលអាចធ្វើការដាក់អ្វីដែលយើងចង់បង្កើតនឹង </w:t>
+      </w:r>
+    </w:p>
+    <w:p>
+      <w:pPr>
+        <w:rPr>
+          <w:sz w:val="48"/>
+          <w:szCs w:val="48"/>
+        </w:rPr>
+      </w:pPr>
+    </w:p>
+    <w:p>
+      <w:pPr>
+        <w:pStyle w:val="ListParagraph"/>
+        <w:numPr>
+          <w:ilvl w:val="0"/>
+          <w:numId w:val="1"/>
+        </w:numPr>
+        <w:rPr>
+          <w:rFonts w:cs="Times New Roman"/>
+          <w:color w:val="EE0000"/>
+          <w:sz w:val="36"/>
+          <w:szCs w:val="36"/>
+        </w:rPr>
+      </w:pPr>
+      <w:r>
+        <w:rPr>
+          <w:rFonts w:cs="Times New Roman"/>
+          <w:b/>
+          <w:bCs/>
+          <w:color w:val="EE0000"/>
+          <w:sz w:val="36"/>
+          <w:szCs w:val="36"/>
+        </w:rPr>
+        <w:t>public</w:t>
+      </w:r>
+      <w:r>
+        <w:rPr>
+          <w:rFonts w:cs="Times New Roman"/>
+          <w:color w:val="EE0000"/>
+          <w:sz w:val="36"/>
+          <w:szCs w:val="36"/>
+        </w:rPr>
+        <w:t xml:space="preserve"> </w:t>
+      </w:r>
+      <w:r>
+        <w:rPr>
+          <w:rFonts w:cs="Times New Roman"/>
+          <w:b/>
+          <w:bCs/>
+          <w:color w:val="EE0000"/>
+          <w:sz w:val="36"/>
+          <w:szCs w:val="36"/>
+        </w:rPr>
+        <w:t>static</w:t>
+      </w:r>
+      <w:r>
+        <w:rPr>
+          <w:rFonts w:cs="Times New Roman"/>
+          <w:color w:val="EE0000"/>
+          <w:sz w:val="36"/>
+          <w:szCs w:val="36"/>
+        </w:rPr>
+        <w:t xml:space="preserve"> Pizza </w:t>
+      </w:r>
+      <w:proofErr w:type="spellStart"/>
       <w:proofErr w:type="gramStart"/>
       <w:r>
         <w:rPr>
-          <w:sz w:val="36"/>
-          <w:szCs w:val="36"/>
-        </w:rPr>
-        <w:t>object</w:t>
+          <w:rFonts w:cs="Times New Roman"/>
+          <w:color w:val="EE0000"/>
+          <w:sz w:val="36"/>
+          <w:szCs w:val="36"/>
+        </w:rPr>
+        <w:t>createPizza</w:t>
+      </w:r>
+      <w:proofErr w:type="spellEnd"/>
+      <w:r>
+        <w:rPr>
+          <w:rFonts w:cs="Times New Roman"/>
+          <w:color w:val="EE0000"/>
+          <w:sz w:val="36"/>
+          <w:szCs w:val="36"/>
+        </w:rPr>
+        <w:t>(</w:t>
       </w:r>
       <w:proofErr w:type="gramEnd"/>
       <w:r>
         <w:rPr>
-          <w:sz w:val="36"/>
-          <w:szCs w:val="36"/>
-        </w:rPr>
-        <w:t xml:space="preserve"> from interface Pizza. Pizza is the Interface that have method prepare, bake, and cut so the implementation from Pizza </w:t>
-      </w:r>
-      <w:proofErr w:type="gramStart"/>
-      <w:r>
-        <w:rPr>
-          <w:sz w:val="36"/>
-          <w:szCs w:val="36"/>
-        </w:rPr>
-        <w:t>need</w:t>
-      </w:r>
-      <w:proofErr w:type="gramEnd"/>
-      <w:r>
-        <w:rPr>
-          <w:sz w:val="36"/>
-          <w:szCs w:val="36"/>
-        </w:rPr>
-        <w:t xml:space="preserve"> to have that method. </w:t>
-      </w:r>
+          <w:rFonts w:cs="Times New Roman"/>
+          <w:color w:val="EE0000"/>
+          <w:sz w:val="36"/>
+          <w:szCs w:val="36"/>
+        </w:rPr>
+        <w:t>String type) {</w:t>
+      </w:r>
+      <w:r>
+        <w:rPr>
+          <w:rFonts w:cs="Times New Roman"/>
+          <w:color w:val="EE0000"/>
+          <w:sz w:val="36"/>
+          <w:szCs w:val="36"/>
+        </w:rPr>
+        <w:t>}</w:t>
+      </w:r>
+    </w:p>
+    <w:p>
+      <w:pPr>
+        <w:pStyle w:val="ListParagraph"/>
+        <w:numPr>
+          <w:ilvl w:val="0"/>
+          <w:numId w:val="1"/>
+        </w:numPr>
+        <w:rPr>
+          <w:rFonts w:cs="Times New Roman"/>
+          <w:color w:val="EE0000"/>
+          <w:sz w:val="36"/>
+          <w:szCs w:val="36"/>
+        </w:rPr>
+      </w:pPr>
+      <w:r>
+        <w:rPr>
+          <w:rFonts w:ascii="DaunPenh" w:hAnsi="DaunPenh" w:cs="DaunPenh" w:hint="cs"/>
+          <w:b/>
+          <w:bCs/>
+          <w:color w:val="EE0000"/>
+          <w:sz w:val="36"/>
+          <w:szCs w:val="36"/>
+          <w:cs/>
+        </w:rPr>
+        <w:t>ត្រូវធ្វើការដាក់</w:t>
+      </w:r>
+      <w:r>
+        <w:rPr>
+          <w:rFonts w:cs="Times New Roman"/>
+          <w:b/>
+          <w:bCs/>
+          <w:color w:val="EE0000"/>
+          <w:sz w:val="36"/>
+          <w:szCs w:val="36"/>
+          <w:cs/>
+        </w:rPr>
+        <w:t xml:space="preserve"> </w:t>
+      </w:r>
+      <w:r>
+        <w:rPr>
+          <w:rFonts w:cs="Times New Roman"/>
+          <w:b/>
+          <w:bCs/>
+          <w:color w:val="EE0000"/>
+          <w:sz w:val="36"/>
+          <w:szCs w:val="36"/>
+        </w:rPr>
+        <w:t xml:space="preserve">condition </w:t>
+      </w:r>
+      <w:r>
+        <w:rPr>
+          <w:rFonts w:ascii="DaunPenh" w:hAnsi="DaunPenh" w:cs="DaunPenh" w:hint="cs"/>
+          <w:b/>
+          <w:bCs/>
+          <w:color w:val="EE0000"/>
+          <w:sz w:val="36"/>
+          <w:szCs w:val="36"/>
+          <w:cs/>
+        </w:rPr>
+        <w:t>អោយវា</w:t>
+      </w:r>
+      <w:r>
+        <w:rPr>
+          <w:rFonts w:cs="Times New Roman"/>
+          <w:b/>
+          <w:bCs/>
+          <w:color w:val="EE0000"/>
+          <w:sz w:val="36"/>
+          <w:szCs w:val="36"/>
+          <w:cs/>
+        </w:rPr>
+        <w:t xml:space="preserve"> </w:t>
+      </w:r>
+    </w:p>
+    <w:p>
+      <w:pPr>
+        <w:rPr>
+          <w:rFonts w:cs="Times New Roman"/>
+          <w:color w:val="EE0000"/>
+          <w:sz w:val="36"/>
+          <w:szCs w:val="36"/>
+        </w:rPr>
+      </w:pPr>
+    </w:p>
+    <w:p>
+      <w:pPr>
+        <w:rPr>
+          <w:b/>
+          <w:bCs/>
+          <w:color w:val="EE0000"/>
+          <w:sz w:val="36"/>
+          <w:szCs w:val="36"/>
+        </w:rPr>
+      </w:pPr>
+      <w:r>
+        <w:rPr>
+          <w:rFonts w:hint="cs"/>
+          <w:b/>
+          <w:bCs/>
+          <w:color w:val="EE0000"/>
+          <w:sz w:val="36"/>
+          <w:szCs w:val="36"/>
+          <w:cs/>
+        </w:rPr>
+        <w:t xml:space="preserve">ចំនុចសំខាន់៖ </w:t>
+      </w:r>
+    </w:p>
+    <w:p>
+      <w:pPr>
+        <w:pStyle w:val="ListParagraph"/>
+        <w:numPr>
+          <w:ilvl w:val="0"/>
+          <w:numId w:val="1"/>
+        </w:numPr>
+        <w:rPr>
+          <w:rFonts w:cs="Times New Roman"/>
+          <w:color w:val="EE0000"/>
+          <w:sz w:val="36"/>
+          <w:szCs w:val="36"/>
+        </w:rPr>
+      </w:pPr>
+      <w:r>
+        <w:rPr>
+          <w:rFonts w:hint="cs"/>
+          <w:b/>
+          <w:bCs/>
+          <w:color w:val="EE0000"/>
+          <w:sz w:val="36"/>
+          <w:szCs w:val="36"/>
+          <w:cs/>
+        </w:rPr>
+        <w:t xml:space="preserve">ដើម្បីបង្កើត </w:t>
+      </w:r>
+      <w:r>
+        <w:rPr>
+          <w:b/>
+          <w:bCs/>
+          <w:color w:val="EE0000"/>
+          <w:sz w:val="36"/>
+          <w:szCs w:val="36"/>
+        </w:rPr>
+        <w:t xml:space="preserve">Object </w:t>
+      </w:r>
+      <w:r>
+        <w:rPr>
+          <w:rFonts w:hint="cs"/>
+          <w:b/>
+          <w:bCs/>
+          <w:color w:val="EE0000"/>
+          <w:sz w:val="36"/>
+          <w:szCs w:val="36"/>
+          <w:cs/>
+        </w:rPr>
+        <w:t xml:space="preserve">ពី </w:t>
+      </w:r>
+      <w:r>
+        <w:rPr>
+          <w:b/>
+          <w:bCs/>
+          <w:color w:val="EE0000"/>
+          <w:sz w:val="36"/>
+          <w:szCs w:val="36"/>
+        </w:rPr>
+        <w:t xml:space="preserve">Interface </w:t>
+      </w:r>
+      <w:r>
+        <w:rPr>
+          <w:rFonts w:hint="cs"/>
+          <w:b/>
+          <w:bCs/>
+          <w:color w:val="EE0000"/>
+          <w:sz w:val="36"/>
+          <w:szCs w:val="36"/>
+          <w:cs/>
+        </w:rPr>
+        <w:t xml:space="preserve">យើងគ្រាន់តែរក </w:t>
+      </w:r>
+      <w:r>
+        <w:rPr>
+          <w:b/>
+          <w:bCs/>
+          <w:color w:val="EE0000"/>
+          <w:sz w:val="36"/>
+          <w:szCs w:val="36"/>
+        </w:rPr>
+        <w:t xml:space="preserve">Implementation </w:t>
+      </w:r>
+      <w:r>
+        <w:rPr>
+          <w:rFonts w:hint="cs"/>
+          <w:b/>
+          <w:bCs/>
+          <w:color w:val="EE0000"/>
+          <w:sz w:val="36"/>
+          <w:szCs w:val="36"/>
+          <w:cs/>
+        </w:rPr>
+        <w:t xml:space="preserve">ពី </w:t>
+      </w:r>
+      <w:r>
+        <w:rPr>
+          <w:b/>
+          <w:bCs/>
+          <w:color w:val="EE0000"/>
+          <w:sz w:val="36"/>
+          <w:szCs w:val="36"/>
+        </w:rPr>
+        <w:t xml:space="preserve">Interface </w:t>
+      </w:r>
+      <w:r>
+        <w:rPr>
+          <w:rFonts w:hint="cs"/>
+          <w:b/>
+          <w:bCs/>
+          <w:color w:val="EE0000"/>
+          <w:sz w:val="36"/>
+          <w:szCs w:val="36"/>
+          <w:cs/>
+        </w:rPr>
+        <w:t>នឹងមួយមកបានហើយ</w:t>
+      </w:r>
+    </w:p>
+    <w:p>
+      <w:pPr>
+        <w:rPr>
+          <w:rFonts w:cs="Times New Roman"/>
+          <w:color w:val="EE0000"/>
+          <w:sz w:val="36"/>
+          <w:szCs w:val="36"/>
+        </w:rPr>
+      </w:pPr>
     </w:p>
     <w:sectPr>
       <w:pgSz w:w="11909" w:h="16834" w:code="9"/>
@@ -559,6 +2283,95 @@
 <file path=word/numbering.xml><?xml version="1.0" encoding="utf-8"?>
 <w:numbering xmlns:wpc="http://schemas.microsoft.com/office/word/2010/wordprocessingCanvas" xmlns:cx="http://schemas.microsoft.com/office/drawing/2014/chartex" xmlns:cx1="http://schemas.microsoft.com/office/drawing/2015/9/8/chartex" xmlns:cx2="http://schemas.microsoft.com/office/drawing/2015/10/21/chartex" xmlns:cx3="http://schemas.microsoft.com/office/drawing/2016/5/9/chartex" xmlns:cx4="http://schemas.microsoft.com/office/drawing/2016/5/10/chartex" xmlns:cx5="http://schemas.microsoft.com/office/drawing/2016/5/11/chartex" xmlns:cx6="http://schemas.microsoft.com/office/drawing/2016/5/12/chartex" xmlns:cx7="http://schemas.microsoft.com/office/drawing/2016/5/13/chartex" xmlns:cx8="http://schemas.microsoft.com/office/drawing/2016/5/14/chartex" xmlns:mc="http://schemas.openxmlformats.org/markup-compatibility/2006" xmlns:aink="http://schemas.microsoft.com/office/drawing/2016/ink" xmlns:am3d="http://schemas.microsoft.com/office/drawing/2017/model3d" xmlns:o="urn:schemas-microsoft-com:office:office" xmlns:oel="http://schemas.microsoft.com/office/2019/extlst" xmlns:r="http://schemas.openxmlformats.org/officeDocument/2006/relationships" xmlns:m="http://schemas.openxmlformats.org/officeDocument/2006/math" xmlns:v="urn:schemas-microsoft-com:vml" xmlns:wp14="http://schemas.microsoft.com/office/word/2010/wordprocessingDrawing" xmlns:wp="http://schemas.openxmlformats.org/drawingml/2006/wordprocessingDrawing" xmlns:w10="urn:schemas-microsoft-com:office:word" xmlns:w="http://schemas.openxmlformats.org/wordprocessingml/2006/main" xmlns:w14="http://schemas.microsoft.com/office/word/2010/wordml" xmlns:w15="http://schemas.microsoft.com/office/word/2012/wordml" xmlns:w16cex="http://schemas.microsoft.com/office/word/2018/wordml/cex" xmlns:w16cid="http://schemas.microsoft.com/office/word/2016/wordml/cid" xmlns:w16="http://schemas.microsoft.com/office/word/2018/wordml" xmlns:w16du="http://schemas.microsoft.com/office/word/2023/wordml/word16du" xmlns:w16sdtdh="http://schemas.microsoft.com/office/word/2020/wordml/sdtdatahash" xmlns:w16sdtfl="http://schemas.microsoft.com/office/word/2024/wordml/sdtformatlock" xmlns:w16se="http://schemas.microsoft.com/office/word/2015/wordml/symex" xmlns:wpg="http://schemas.microsoft.com/office/word/2010/wordprocessingGroup" xmlns:wpi="http://schemas.microsoft.com/office/word/2010/wordprocessingInk" xmlns:wne="http://schemas.microsoft.com/office/word/2006/wordml" xmlns:wps="http://schemas.microsoft.com/office/word/2010/wordprocessingShape" mc:Ignorable="w14 w15 w16se w16cid w16 w16cex w16sdtdh w16sdtfl w16du wp14">
   <w:abstractNum w:abstractNumId="0" w15:restartNumberingAfterBreak="0">
+    <w:nsid w:val="020B0B82"/>
+    <w:multiLevelType w:val="hybridMultilevel"/>
+    <w:tmpl w:val="DF0C76C0"/>
+    <w:lvl w:ilvl="0" w:tplc="95EE5BDE">
+      <w:start w:val="1"/>
+      <w:numFmt w:val="decimal"/>
+      <w:lvlText w:val="%1-"/>
+      <w:lvlJc w:val="left"/>
+      <w:pPr>
+        <w:ind w:left="765" w:hanging="405"/>
+      </w:pPr>
+      <w:rPr>
+        <w:rFonts w:hint="default"/>
+      </w:rPr>
+    </w:lvl>
+    <w:lvl w:ilvl="1" w:tplc="04090019" w:tentative="1">
+      <w:start w:val="1"/>
+      <w:numFmt w:val="lowerLetter"/>
+      <w:lvlText w:val="%2."/>
+      <w:lvlJc w:val="left"/>
+      <w:pPr>
+        <w:ind w:left="1440" w:hanging="360"/>
+      </w:pPr>
+    </w:lvl>
+    <w:lvl w:ilvl="2" w:tplc="0409001B" w:tentative="1">
+      <w:start w:val="1"/>
+      <w:numFmt w:val="lowerRoman"/>
+      <w:lvlText w:val="%3."/>
+      <w:lvlJc w:val="right"/>
+      <w:pPr>
+        <w:ind w:left="2160" w:hanging="180"/>
+      </w:pPr>
+    </w:lvl>
+    <w:lvl w:ilvl="3" w:tplc="0409000F" w:tentative="1">
+      <w:start w:val="1"/>
+      <w:numFmt w:val="decimal"/>
+      <w:lvlText w:val="%4."/>
+      <w:lvlJc w:val="left"/>
+      <w:pPr>
+        <w:ind w:left="2880" w:hanging="360"/>
+      </w:pPr>
+    </w:lvl>
+    <w:lvl w:ilvl="4" w:tplc="04090019" w:tentative="1">
+      <w:start w:val="1"/>
+      <w:numFmt w:val="lowerLetter"/>
+      <w:lvlText w:val="%5."/>
+      <w:lvlJc w:val="left"/>
+      <w:pPr>
+        <w:ind w:left="3600" w:hanging="360"/>
+      </w:pPr>
+    </w:lvl>
+    <w:lvl w:ilvl="5" w:tplc="0409001B" w:tentative="1">
+      <w:start w:val="1"/>
+      <w:numFmt w:val="lowerRoman"/>
+      <w:lvlText w:val="%6."/>
+      <w:lvlJc w:val="right"/>
+      <w:pPr>
+        <w:ind w:left="4320" w:hanging="180"/>
+      </w:pPr>
+    </w:lvl>
+    <w:lvl w:ilvl="6" w:tplc="0409000F" w:tentative="1">
+      <w:start w:val="1"/>
+      <w:numFmt w:val="decimal"/>
+      <w:lvlText w:val="%7."/>
+      <w:lvlJc w:val="left"/>
+      <w:pPr>
+        <w:ind w:left="5040" w:hanging="360"/>
+      </w:pPr>
+    </w:lvl>
+    <w:lvl w:ilvl="7" w:tplc="04090019" w:tentative="1">
+      <w:start w:val="1"/>
+      <w:numFmt w:val="lowerLetter"/>
+      <w:lvlText w:val="%8."/>
+      <w:lvlJc w:val="left"/>
+      <w:pPr>
+        <w:ind w:left="5760" w:hanging="360"/>
+      </w:pPr>
+    </w:lvl>
+    <w:lvl w:ilvl="8" w:tplc="0409001B" w:tentative="1">
+      <w:start w:val="1"/>
+      <w:numFmt w:val="lowerRoman"/>
+      <w:lvlText w:val="%9."/>
+      <w:lvlJc w:val="right"/>
+      <w:pPr>
+        <w:ind w:left="6480" w:hanging="180"/>
+      </w:pPr>
+    </w:lvl>
+  </w:abstractNum>
+  <w:abstractNum w:abstractNumId="1" w15:restartNumberingAfterBreak="0">
     <w:nsid w:val="08FC49F0"/>
     <w:multiLevelType w:val="hybridMultilevel"/>
     <w:tmpl w:val="D24C63DA"/>
@@ -671,6 +2484,9 @@
     </w:lvl>
   </w:abstractNum>
   <w:num w:numId="1" w16cid:durableId="732773048">
+    <w:abstractNumId w:val="1"/>
+  </w:num>
+  <w:num w:numId="2" w16cid:durableId="369889435">
     <w:abstractNumId w:val="0"/>
   </w:num>
 </w:numbering>
@@ -1272,7 +3088,6 @@
   <w:style w:type="character" w:default="1" w:styleId="DefaultParagraphFont">
     <w:name w:val="Default Paragraph Font"/>
     <w:uiPriority w:val="1"/>
-    <w:semiHidden/>
     <w:unhideWhenUsed/>
   </w:style>
   <w:style w:type="table" w:default="1" w:styleId="TableNormal">
